--- a/report/output/Реферат_Тактика.docx
+++ b/report/output/Реферат_Тактика.docx
@@ -1398,7 +1398,7 @@
         <w:rPr>
           <w:b w:val="0"/>
         </w:rPr>
-        <w:t>Выбор ближайшего автомобиля является понятным исходным правилом, но его необходимо рассматривать в контексте модели. На реальной дорожной сети кратчайшее геометрическое расстояние не обязательно означает минимальное время подачи. Для учебного стенда используется двумерная схема города без пробок и внешнего геокодирования. Это ограничение явно отделяет демонстрацию механизма от промышленной маршрутизации.</w:t>
+        <w:t>Выбор ближайшего автомобиля является понятным исходным правилом, но его необходимо рассматривать в контексте модели. На реальной дорожной сети кратчайшее геометрическое расстояние не обязательно означает минимальное время подачи. Для учебного стенда используется двумерная схема города с регулярными улицами, без пробок и внешнего геокодирования. Это ограничение явно отделяет демонстрацию механизма от промышленной маршрутизации.</w:t>
       </w:r>
     </w:p>
     <w:p>
@@ -2832,7 +2832,7 @@
         <w:rPr>
           <w:b w:val="0"/>
         </w:rPr>
-        <w:t>Инициализация схемы выполняется идемпотентно под отдельной транзакционной advisory-блокировкой. Для первой версии такой механизм достаточен. Последующие несовместимые изменения потребуют последовательных версионированных миграций: CREATE IF NOT EXISTS не проверяет соответствие всей существующей структуры новым ожиданиям.</w:t>
+        <w:t>Инициализация схемы и версионированные изменения выполняются под транзакционной advisory-блокировкой. Таблица schema_migrations исключает повторное применение изменений. Миграция 002 переносит прежние координаты на ближайшие улицы без удаления заказов. CREATE IF NOT EXISTS само по себе не проверяет соответствие всей существующей структуры новым ожиданиям.</w:t>
       </w:r>
     </w:p>
     <w:p>
@@ -2918,7 +2918,7 @@
         <w:rPr>
           <w:b w:val="0"/>
         </w:rPr>
-        <w:t>Для заказа выбираются available-водители совместимого класса без недавней попытки. Автомобиль comfort может выполнить economy, обратная замена запрещена. Кандидаты сортируются по квадрату евклидова расстояния от текущего положения к подаче. При равенстве используется идентификатор водителя. Для схемы города порядок расстояний определяется выражением d² = (xв − xп)² + (yв − yп)².</w:t>
+        <w:t>Для заказа выбираются available-водители совместимого класса без недавней попытки. Автомобиль comfort может выполнить economy, обратная замена запрещена. Кандидаты сравниваются по кратчайшему расстоянию уличной сети от текущего положения к подаче. При равенстве используется идентификатор водителя. Для точек внутри дорожных сегментов рассматриваются соседние перекрёстки; минимизируется сумма подходов к ним и манхэттенского расстояния между перекрёстками. Поэтому ближайший по дорогам автомобиль может отличаться от ближайшего по прямой.</w:t>
       </w:r>
     </w:p>
     <w:p>
@@ -3661,7 +3661,7 @@
         <w:rPr>
           <w:b w:val="0"/>
         </w:rPr>
-        <w:t>Интерфейс содержит счётчики, карту, сценарий, ленту событий и таблицу заказов. Карта построена на SVG без внешних картографических API, поэтому локальная демонстрация не зависит от интернета. Положение маркеров изменяется плавно через CSS-переходы; направления показаны пунктирными связями.</w:t>
+        <w:t>Интерфейс содержит счётчики, карту, сценарий, ленту событий и таблицу заказов. Карта построена на SVG без внешних картографических API, поэтому локальная демонстрация не зависит от интернета. Город расширен до 200×140 единиц; положение маркеров плавно изменяется через requestAnimationFrame вдоль дорожной полилинии. Углы не срезаются между опросами API. Подача показана жёлтым маршрутом, поездка — зелёным. Доступны масштабирование, перетаскивание и полноэкранный режим.</w:t>
       </w:r>
     </w:p>
     <w:p>
@@ -3683,7 +3683,7 @@
         <w:rPr>
           <w:b w:val="0"/>
         </w:rPr>
-        <w:t>Node.js simulator выполняет последовательный асинхронный цикл. Он читает общие настройки, создаёт заказы, отвечает на предложения и перемещает машины к подаче либо назначению. Чистые функции движения и генерации вынесены отдельно и тестируются без HTTP. Псевдослучайный seed делает поток маршрутов воспроизводимым; секреты генерируются другим, криптографическим механизмом.</w:t>
+        <w:t>Node.js simulator выполняет последовательный асинхронный цикл. Он читает общие настройки, создаёт заказы, отвечает на предложения и перемещает машины к подаче либо назначению. Чистые функции построения и прохождения маршрута используются совместно интерфейсом и симулятором и тестируются без HTTP. Скорость по умолчанию равна 1,2 единицы в секунду; сгенерированный маршрут не короче 45 единиц, что даёт не менее 37,5 секунды движения без учёта подачи. Псевдослучайный seed делает поток маршрутов воспроизводимым; секреты генерируются другим, криптографическим механизмом.</w:t>
       </w:r>
     </w:p>
     <w:p>
@@ -3717,7 +3717,7 @@
       <w:r>
         <w:drawing>
           <wp:inline xmlns:a="http://schemas.openxmlformats.org/drawingml/2006/main" xmlns:pic="http://schemas.openxmlformats.org/drawingml/2006/picture">
-            <wp:extent cx="5832000" cy="5556600"/>
+            <wp:extent cx="5832000" cy="6714900"/>
             <wp:docPr id="5" name="Picture 5"/>
             <wp:cNvGraphicFramePr>
               <a:graphicFrameLocks noChangeAspect="1"/>
@@ -3738,7 +3738,7 @@
                   <pic:spPr>
                     <a:xfrm>
                       <a:off x="0" y="0"/>
-                      <a:ext cx="5832000" cy="5556600"/>
+                      <a:ext cx="5832000" cy="6714900"/>
                     </a:xfrm>
                     <a:prstGeom prst="rect"/>
                   </pic:spPr>
@@ -4020,7 +4020,7 @@
         <w:rPr>
           <w:b w:val="0"/>
         </w:rPr>
-        <w:t>Модульные проверки Go охватывают жизненный цикл и запрещённые переходы, допустимость координат и базовые свойства подписи. Тесты Node.js проверяют движение без перелёта цели и воспроизводимую генерацию допустимых маршрутов. В GitHub Actions Go-тесты дополнительно выполнены с race detector.</w:t>
+        <w:t>Модульные проверки Go охватывают жизненный цикл и запрещённые переходы, допустимость координат и базовые свойства подписи. Тесты Node.js проверяют сохранение бюджета движения на поворотах, нахождение интерполированных точек на дорогах, общие с Go контрольные расстояния и воспроизводимость генерации маршрутов. В GitHub Actions Go-тесты дополнительно выполнены с race detector.</w:t>
       </w:r>
     </w:p>
     <w:p>
@@ -4167,7 +4167,7 @@
                 <w:b w:val="0"/>
                 <w:sz w:val="22"/>
               </w:rPr>
-              <w:t>Node.js, два теста движка</w:t>
+              <w:t>Node.js, пять тестов движка</w:t>
             </w:r>
           </w:p>
         </w:tc>
@@ -4186,7 +4186,7 @@
                 <w:b w:val="0"/>
                 <w:sz w:val="22"/>
               </w:rPr>
-              <w:t>Успешно</w:t>
+              <w:t>Успешно; 300 маршрутов и 1000 заказов</w:t>
             </w:r>
           </w:p>
         </w:tc>
@@ -4564,7 +4564,7 @@
         <w:rPr>
           <w:b w:val="0"/>
         </w:rPr>
-        <w:t>Система использует синтетические координаты и евклидово расстояние. Для настоящего города потребуются геокодирование, дорожная маршрутизация и актуальные позиции. Общий демонстрационный пароль заменяется персональными учётными записями и управлением сессиями. Создание заказа дополняется idempotency key.</w:t>
+        <w:t>Система использует синтетические координаты и регулярную двустороннюю уличную сеть. Для настоящего города потребуются геокодирование, реальный граф дорог, ограничения движения и актуальные позиции. Общий демонстрационный пароль заменяется персональными учётными записями и управлением сессиями. Создание заказа дополняется idempotency key.</w:t>
       </w:r>
     </w:p>
     <w:p>
